--- a/outputs/ki-prozessberatung-kmu/B+H GmbH/Dokumente/04_Anbietervergleich-KI-Spezialist/nutzenabwaegung-digital-beat-b-h-bau.docx
+++ b/outputs/ki-prozessberatung-kmu/B+H GmbH/Dokumente/04_Anbietervergleich-KI-Spezialist/nutzenabwaegung-digital-beat-b-h-bau.docx
@@ -31,7 +31,7 @@
         <w:spacing w:after="140"/>
       </w:pPr>
       <w:r>
-        <w:t>B+H wird das Angebot von Digital Beat naturgemäß selbst prüfen und dabei auch fragen: Was hilft B+H konkret, und was ist in erster Linie persönlicher beziehungsweise geschäftlicher Nutzen für Andreas Stock? Dieses Dokument macht diese Abwägung Baustein für Baustein transparent, statt sie offenzulassen.</w:t>
+        <w:t>Eine berechtigte Frage bei diesem Angebot ist, was davon B+H konkret nutzt und was in erster Linie meinen eigenen Aufbau als Berater unterstützt. Die folgende Übersicht schlüsselt das Baustein für Baustein transparent auf, statt die Frage offenzulassen.</w:t>
       </w:r>
     </w:p>
     <w:p>
@@ -69,12 +69,6 @@
         <w:gridCol w:w="3200"/>
       </w:tblGrid>
       <w:tr>
-        <w:tblPrEx>
-          <w:tblCellMar>
-            <w:top w:w="0" w:type="dxa"/>
-            <w:bottom w:w="0" w:type="dxa"/>
-          </w:tblCellMar>
-        </w:tblPrEx>
         <w:tc>
           <w:tcPr>
             <w:tcW w:w="2950" w:type="dxa"/>
@@ -134,12 +128,6 @@
         </w:tc>
       </w:tr>
       <w:tr>
-        <w:tblPrEx>
-          <w:tblCellMar>
-            <w:top w:w="0" w:type="dxa"/>
-            <w:bottom w:w="0" w:type="dxa"/>
-          </w:tblCellMar>
-        </w:tblPrEx>
         <w:tc>
           <w:tcPr>
             <w:tcW w:w="2950" w:type="dxa"/>
@@ -172,12 +160,6 @@
         </w:tc>
       </w:tr>
       <w:tr>
-        <w:tblPrEx>
-          <w:tblCellMar>
-            <w:top w:w="0" w:type="dxa"/>
-            <w:bottom w:w="0" w:type="dxa"/>
-          </w:tblCellMar>
-        </w:tblPrEx>
         <w:tc>
           <w:tcPr>
             <w:tcW w:w="2950" w:type="dxa"/>
@@ -210,12 +192,6 @@
         </w:tc>
       </w:tr>
       <w:tr>
-        <w:tblPrEx>
-          <w:tblCellMar>
-            <w:top w:w="0" w:type="dxa"/>
-            <w:bottom w:w="0" w:type="dxa"/>
-          </w:tblCellMar>
-        </w:tblPrEx>
         <w:tc>
           <w:tcPr>
             <w:tcW w:w="2950" w:type="dxa"/>
@@ -248,12 +224,6 @@
         </w:tc>
       </w:tr>
       <w:tr>
-        <w:tblPrEx>
-          <w:tblCellMar>
-            <w:top w:w="0" w:type="dxa"/>
-            <w:bottom w:w="0" w:type="dxa"/>
-          </w:tblCellMar>
-        </w:tblPrEx>
         <w:tc>
           <w:tcPr>
             <w:tcW w:w="2950" w:type="dxa"/>
@@ -286,12 +256,6 @@
         </w:tc>
       </w:tr>
       <w:tr>
-        <w:tblPrEx>
-          <w:tblCellMar>
-            <w:top w:w="0" w:type="dxa"/>
-            <w:bottom w:w="0" w:type="dxa"/>
-          </w:tblCellMar>
-        </w:tblPrEx>
         <w:tc>
           <w:tcPr>
             <w:tcW w:w="2950" w:type="dxa"/>
@@ -324,12 +288,6 @@
         </w:tc>
       </w:tr>
       <w:tr>
-        <w:tblPrEx>
-          <w:tblCellMar>
-            <w:top w:w="0" w:type="dxa"/>
-            <w:bottom w:w="0" w:type="dxa"/>
-          </w:tblCellMar>
-        </w:tblPrEx>
         <w:tc>
           <w:tcPr>
             <w:tcW w:w="2950" w:type="dxa"/>
@@ -362,12 +320,6 @@
         </w:tc>
       </w:tr>
       <w:tr>
-        <w:tblPrEx>
-          <w:tblCellMar>
-            <w:top w:w="0" w:type="dxa"/>
-            <w:bottom w:w="0" w:type="dxa"/>
-          </w:tblCellMar>
-        </w:tblPrEx>
         <w:tc>
           <w:tcPr>
             <w:tcW w:w="2950" w:type="dxa"/>
@@ -400,12 +352,6 @@
         </w:tc>
       </w:tr>
       <w:tr>
-        <w:tblPrEx>
-          <w:tblCellMar>
-            <w:top w:w="0" w:type="dxa"/>
-            <w:bottom w:w="0" w:type="dxa"/>
-          </w:tblCellMar>
-        </w:tblPrEx>
         <w:tc>
           <w:tcPr>
             <w:tcW w:w="2950" w:type="dxa"/>
@@ -438,12 +384,6 @@
         </w:tc>
       </w:tr>
       <w:tr>
-        <w:tblPrEx>
-          <w:tblCellMar>
-            <w:top w:w="0" w:type="dxa"/>
-            <w:bottom w:w="0" w:type="dxa"/>
-          </w:tblCellMar>
-        </w:tblPrEx>
         <w:tc>
           <w:tcPr>
             <w:tcW w:w="2950" w:type="dxa"/>
@@ -476,12 +416,6 @@
         </w:tc>
       </w:tr>
       <w:tr>
-        <w:tblPrEx>
-          <w:tblCellMar>
-            <w:top w:w="0" w:type="dxa"/>
-            <w:bottom w:w="0" w:type="dxa"/>
-          </w:tblCellMar>
-        </w:tblPrEx>
         <w:tc>
           <w:tcPr>
             <w:tcW w:w="2950" w:type="dxa"/>
@@ -514,12 +448,6 @@
         </w:tc>
       </w:tr>
       <w:tr>
-        <w:tblPrEx>
-          <w:tblCellMar>
-            <w:top w:w="0" w:type="dxa"/>
-            <w:bottom w:w="0" w:type="dxa"/>
-          </w:tblCellMar>
-        </w:tblPrEx>
         <w:tc>
           <w:tcPr>
             <w:tcW w:w="2950" w:type="dxa"/>
@@ -552,12 +480,6 @@
         </w:tc>
       </w:tr>
       <w:tr>
-        <w:tblPrEx>
-          <w:tblCellMar>
-            <w:top w:w="0" w:type="dxa"/>
-            <w:bottom w:w="0" w:type="dxa"/>
-          </w:tblCellMar>
-        </w:tblPrEx>
         <w:tc>
           <w:tcPr>
             <w:tcW w:w="2950" w:type="dxa"/>
@@ -648,7 +570,7 @@
         <w:spacing w:after="140"/>
       </w:pPr>
       <w:r>
-        <w:t>Auf dieser Basis ist der vorgeschlagene hälftige Kostensplit eher zugunsten von B+H: B+H würde nur die Hälfte der Kosten tragen, obwohl der direkt nutzbare Anteil bei rund 65 % liegt. Diese Rechnung lässt sich B+H gegenüber offen kommunizieren — sie macht die Diskussion transparenter, statt Fragen offenzulassen, die B+H ohnehin selbst stellen würde.</w:t>
+        <w:t>Auf dieser Basis ist der vorgeschlagene hälftige Kostensplit eher zu euren Gunsten: Ihr tragt nur die Hälfte der Kosten, obwohl der direkt nutzbare Anteil bei rund 65 % liegt.</w:t>
       </w:r>
     </w:p>
     <w:sectPr>
